--- a/STARLAB_Unit_4/Teaching_Guides/Week_19_Graphs_Tables_Visuals_and_Error_Uncertainty.docx
+++ b/STARLAB_Unit_4/Teaching_Guides/Week_19_Graphs_Tables_Visuals_and_Error_Uncertainty.docx
@@ -113,6 +113,12 @@
       </w:r>
     </w:p>
     <w:p/>
+    <w:p>
+      <w:pPr/>
+      <w:r>
+        <w:t>Deck Use: Primary - Deck 11: Graphing and Visual Ethics; Deck 12: Error, Uncertainty, and Limitations</w:t>
+      </w:r>
+    </w:p>
     <w:p>
       <w:r>
         <w:t>Student Handout 9: Graph and Visual Selection Tool</w:t>
